--- a/Files/05 - Devarim/09 - Vayailech/5786/Vayailech 5786.docx
+++ b/Files/05 - Devarim/09 - Vayailech/5786/Vayailech 5786.docx
@@ -3736,7 +3736,7 @@
         <w:rPr>
           <w:rFonts w:ascii="Times New Roman" w:hAnsi="Times New Roman" w:cs="Times New Roman"/>
         </w:rPr>
-        <w:t xml:space="preserve"> of</w:t>
+        <w:t xml:space="preserve"> of </w:t>
       </w:r>
       <w:r>
         <w:rPr>

--- a/Files/05 - Devarim/09 - Vayailech/5786/Vayailech 5786.docx
+++ b/Files/05 - Devarim/09 - Vayailech/5786/Vayailech 5786.docx
@@ -754,7 +754,7 @@
           <w:rFonts w:ascii="Times New Roman" w:hAnsi="Times New Roman" w:cs="Times New Roman"/>
           <w:rtl/>
         </w:rPr>
-        <w:t>"</w:t>
+        <w:t>״</w:t>
       </w:r>
       <w:r>
         <w:rPr>
@@ -781,7 +781,7 @@
           <w:rFonts w:ascii="Times New Roman" w:hAnsi="Times New Roman" w:cs="Times New Roman"/>
           <w:rtl/>
         </w:rPr>
-        <w:t>"</w:t>
+        <w:t>״</w:t>
       </w:r>
       <w:r>
         <w:rPr>
@@ -916,7 +916,7 @@
           <w:rFonts w:ascii="Times New Roman" w:hAnsi="Times New Roman" w:cs="Times New Roman"/>
           <w:rtl/>
         </w:rPr>
-        <w:t>"</w:t>
+        <w:t>״</w:t>
       </w:r>
       <w:r>
         <w:rPr>
@@ -1396,7 +1396,7 @@
           <w:rFonts w:ascii="Times New Roman" w:hAnsi="Times New Roman" w:cs="Times New Roman"/>
           <w:rtl/>
         </w:rPr>
-        <w:t>"</w:t>
+        <w:t>״</w:t>
       </w:r>
       <w:r>
         <w:rPr>
@@ -1943,7 +1943,7 @@
           <w:rFonts w:ascii="Times New Roman" w:hAnsi="Times New Roman" w:cs="Times New Roman"/>
           <w:rtl/>
         </w:rPr>
-        <w:t>"</w:t>
+        <w:t>״</w:t>
       </w:r>
       <w:r>
         <w:rPr>
@@ -2912,7 +2912,7 @@
           <w:rFonts w:ascii="Times New Roman" w:hAnsi="Times New Roman" w:cs="Times New Roman"/>
           <w:rtl/>
         </w:rPr>
-        <w:t>"</w:t>
+        <w:t>״</w:t>
       </w:r>
       <w:r>
         <w:rPr>
@@ -2979,7 +2979,7 @@
           <w:rFonts w:ascii="Times New Roman" w:hAnsi="Times New Roman" w:cs="Times New Roman"/>
           <w:rtl/>
         </w:rPr>
-        <w:t>"</w:t>
+        <w:t>״</w:t>
       </w:r>
       <w:r>
         <w:rPr>
@@ -3006,7 +3006,7 @@
           <w:rFonts w:ascii="Times New Roman" w:hAnsi="Times New Roman" w:cs="Times New Roman"/>
           <w:rtl/>
         </w:rPr>
-        <w:t>"</w:t>
+        <w:t>״</w:t>
       </w:r>
       <w:r>
         <w:rPr>
@@ -3489,7 +3489,7 @@
           <w:rFonts w:ascii="Times New Roman" w:hAnsi="Times New Roman" w:cs="Times New Roman"/>
           <w:rtl/>
         </w:rPr>
-        <w:t>"</w:t>
+        <w:t>״</w:t>
       </w:r>
       <w:r>
         <w:rPr>
@@ -3594,7 +3594,7 @@
           <w:rFonts w:ascii="Times New Roman" w:hAnsi="Times New Roman" w:cs="Times New Roman"/>
           <w:rtl/>
         </w:rPr>
-        <w:t>"</w:t>
+        <w:t>״</w:t>
       </w:r>
       <w:r>
         <w:rPr>
